--- a/Project 4 - Group L - Risk Definition.docx
+++ b/Project 4 - Group L - Risk Definition.docx
@@ -834,6 +834,38 @@
                 </m:r>
               </m:sub>
             </m:sSub>
+            <m:r>
+              <w:rPr>
+                <w:rFonts w:ascii="Cambria Math" w:eastAsiaTheme="minorEastAsia" w:hAnsi="Cambria Math" w:cs="Times New Roman"/>
+              </w:rPr>
+              <m:t>+</m:t>
+            </m:r>
+            <m:sSub>
+              <m:sSubPr>
+                <m:ctrlPr>
+                  <w:rPr>
+                    <w:rFonts w:ascii="Cambria Math" w:eastAsiaTheme="minorEastAsia" w:hAnsi="Cambria Math" w:cs="Times New Roman"/>
+                    <w:i/>
+                  </w:rPr>
+                </m:ctrlPr>
+              </m:sSubPr>
+              <m:e>
+                <m:r>
+                  <w:rPr>
+                    <w:rFonts w:ascii="Cambria Math" w:eastAsiaTheme="minorEastAsia" w:hAnsi="Cambria Math" w:cs="Times New Roman"/>
+                  </w:rPr>
+                  <m:t>σ</m:t>
+                </m:r>
+              </m:e>
+              <m:sub>
+                <m:r>
+                  <w:rPr>
+                    <w:rFonts w:ascii="Cambria Math" w:eastAsiaTheme="minorEastAsia" w:hAnsi="Cambria Math" w:cs="Times New Roman"/>
+                  </w:rPr>
+                  <m:t>AFREQ</m:t>
+                </m:r>
+              </m:sub>
+            </m:sSub>
           </m:den>
         </m:f>
       </m:oMath>
@@ -1240,14 +1272,12 @@
         </w:rPr>
         <w:t xml:space="preserve">Our proposed risk model defines risk using a nonlinear combination of hazard </w:t>
       </w:r>
-      <w:proofErr w:type="spellStart"/>
-      <w:r>
-        <w:rPr>
-          <w:rFonts w:ascii="Times New Roman" w:hAnsi="Times New Roman" w:cs="Times New Roman"/>
-        </w:rPr>
-        <w:t>likelyhood</w:t>
-      </w:r>
-      <w:proofErr w:type="spellEnd"/>
+      <w:r>
+        <w:rPr>
+          <w:rFonts w:ascii="Times New Roman" w:hAnsi="Times New Roman" w:cs="Times New Roman"/>
+        </w:rPr>
+        <w:t>likelihood</w:t>
+      </w:r>
       <w:r>
         <w:rPr>
           <w:rFonts w:ascii="Times New Roman" w:hAnsi="Times New Roman" w:cs="Times New Roman"/>
@@ -1804,19 +1834,7 @@
         <w:rPr>
           <w:rFonts w:ascii="Times New Roman" w:hAnsi="Times New Roman" w:cs="Times New Roman"/>
         </w:rPr>
-        <w:t xml:space="preserve">In this structure, hazard frequency increases risk directly, expected loss contributes </w:t>
-      </w:r>
-      <w:r>
-        <w:rPr>
-          <w:rFonts w:ascii="Times New Roman" w:hAnsi="Times New Roman" w:cs="Times New Roman"/>
-        </w:rPr>
-        <w:t>to</w:t>
-      </w:r>
-      <w:r>
-        <w:rPr>
-          <w:rFonts w:ascii="Times New Roman" w:hAnsi="Times New Roman" w:cs="Times New Roman"/>
-        </w:rPr>
-        <w:t xml:space="preserve"> a compressed nonlinear form, social vulnerability raises risk, and low resilience applies a stronger penalty. This approach differs from the NRI by separating likelihood from consequence more explicitly and by applying nonlinear penalties to better reflect compounding disadvantage.</w:t>
+        <w:t>In this structure, hazard frequency increases risk directly, expected loss contributes to a compressed nonlinear form, social vulnerability raises risk, and low resilience applies a stronger penalty. This approach differs from the NRI by separating likelihood from consequence more explicitly and by applying nonlinear penalties to better reflect compounding disadvantage.</w:t>
       </w:r>
       <w:r>
         <w:rPr>
@@ -2604,6 +2622,7 @@
   <w:style w:type="character" w:default="1" w:styleId="DefaultParagraphFont">
     <w:name w:val="Default Paragraph Font"/>
     <w:uiPriority w:val="1"/>
+    <w:semiHidden/>
     <w:unhideWhenUsed/>
   </w:style>
   <w:style w:type="table" w:default="1" w:styleId="TableNormal">
